--- a/Testing.docx
+++ b/Testing.docx
@@ -5,7 +5,8 @@
     <w:p>
       <w:pPr>
         <w:rPr>
-          <w:lang w:val="en-GB"/>
+          <w:i/>
+          <w:iCs/>
         </w:rPr>
       </w:pPr>
     </w:p>
